--- a/docs/entregables/prueba-inicio-a-fin-adaceen.docx
+++ b/docs/entregables/prueba-inicio-a-fin-adaceen.docx
@@ -1059,13 +1059,19 @@
         <w:t xml:space="preserve"> </w:t>
       </w:r>
       <w:r>
-        <w:t xml:space="preserve">estudiantes activos de ese docente y guarda la semilla de la asignación. Los pasos</w:t>
-      </w:r>
-      <w:r>
-        <w:t xml:space="preserve"> </w:t>
-      </w:r>
-      <w:r>
-        <w:t xml:space="preserve">siguientes la reutilizan. Ni el overlay ni</w:t>
+        <w:t xml:space="preserve">estudiantes activos de ese docente y guarda la semilla de la asignación. Desde la 0.7.12</w:t>
+      </w:r>
+      <w:r>
+        <w:t xml:space="preserve"> </w:t>
+      </w:r>
+      <w:r>
+        <w:t xml:space="preserve">también lo hace «Iniciar bloque 1» (o 2) si todavía no hay grupos, con 2 estudiantes</w:t>
+      </w:r>
+      <w:r>
+        <w:t xml:space="preserve"> </w:t>
+      </w:r>
+      <w:r>
+        <w:t xml:space="preserve">activos o más. Los pasos siguientes la reutilizan. Ni el overlay ni</w:t>
       </w:r>
       <w:r>
         <w:t xml:space="preserve"> </w:t>
@@ -1336,7 +1342,13 @@
         <w:t xml:space="preserve"> </w:t>
       </w:r>
       <w:r>
-        <w:t xml:space="preserve">un código del navegador».</w:t>
+        <w:t xml:space="preserve">un código o sesión» (VS Code 0.0.32; en la 0.0.31 la opción se llamaba Tengo un código</w:t>
+      </w:r>
+      <w:r>
+        <w:t xml:space="preserve"> </w:t>
+      </w:r>
+      <w:r>
+        <w:t xml:space="preserve">del navegador).</w:t>
       </w:r>
     </w:p>
     <w:p>
@@ -2740,7 +2752,7 @@
               <w:pStyle w:val="Compact"/>
             </w:pPr>
             <w:r>
-              <w:t xml:space="preserve">«Extension del navegador:» con «Instalada» y «lista (version &lt;versión&gt;).», con la versión 0.7.11</w:t>
+              <w:t xml:space="preserve">«Extension del navegador:» con «Instalada» y «lista (version &lt;versión&gt;).», con la versión 0.7.12</w:t>
             </w:r>
           </w:p>
         </w:tc>
@@ -2798,18 +2810,18 @@
               <w:t xml:space="preserve">https://github.com/&lt;login A&gt;/&lt;repo&gt;</w:t>
             </w:r>
             <w:r>
-              <w:t xml:space="preserve">, pulsar el icono de ADACEEN, «Empezar», entrar con «Continuar con Google» o con «Correo», «Contrasena» y «Entrar». La primera vez: «Aceptar y continuar» y «Practicar este curso»</w:t>
-            </w:r>
-          </w:p>
-        </w:tc>
-        <w:tc>
-          <w:tcPr/>
-          <w:p>
-            <w:pPr>
-              <w:pStyle w:val="Compact"/>
-            </w:pPr>
-            <w:r>
-              <w:t xml:space="preserve">El formulario de «Inicia sesion» llega vacío: no ofrece cuentas demo. El encabezado muestra</w:t>
+              <w:t xml:space="preserve">, pulsar el icono de ADACEEN (en Chrome, dentro del menú de extensiones hasta fijarlo) y entrar con «Continuar con Google» o con «Correo», «Contrasena» y «Entrar». La primera vez: «Aceptar y continuar» y «Practicar este curso»</w:t>
+            </w:r>
+          </w:p>
+        </w:tc>
+        <w:tc>
+          <w:tcPr/>
+          <w:p>
+            <w:pPr>
+              <w:pStyle w:val="Compact"/>
+            </w:pPr>
+            <w:r>
+              <w:t xml:space="preserve">El icono abre directamente «Inicia sesion», sin «Empezar». El formulario llega vacío: no ofrece cuentas demo. El encabezado muestra</w:t>
             </w:r>
             <w:r>
               <w:t xml:space="preserve"> </w:t>
@@ -2841,7 +2853,7 @@
               <w:pStyle w:val="Compact"/>
             </w:pPr>
             <w:r>
-              <w:t xml:space="preserve">¿Apareció algún texto de cuenta demo? (no debe)</w:t>
+              <w:t xml:space="preserve">¿Apareció algún texto de cuenta demo? (no debe). ¿Hubo que pulsar Empezar? (no debe)</w:t>
             </w:r>
           </w:p>
         </w:tc>
@@ -2884,18 +2896,18 @@
               <w:pStyle w:val="Compact"/>
             </w:pPr>
             <w:r>
-              <w:t xml:space="preserve">Mirar la tarjeta «Accion recomendada»</w:t>
-            </w:r>
-          </w:p>
-        </w:tc>
-        <w:tc>
-          <w:tcPr/>
-          <w:p>
-            <w:pPr>
-              <w:pStyle w:val="Compact"/>
-            </w:pPr>
-            <w:r>
-              <w:t xml:space="preserve">Título «Conectar GitHub», texto «Un solo paso: conecta tu cuenta de GitHub…» y</w:t>
+              <w:t xml:space="preserve">Mirar la vista y la tarjeta «Accion recomendada»</w:t>
+            </w:r>
+          </w:p>
+        </w:tc>
+        <w:tc>
+          <w:tcPr/>
+          <w:p>
+            <w:pPr>
+              <w:pStyle w:val="Compact"/>
+            </w:pPr>
+            <w:r>
+              <w:t xml:space="preserve">La vista se titula «Preparar tu editor» (etiqueta «Primera vez»), con una sola tarjeta, «Tu repositorio». Título «Conectar GitHub», texto «Un solo paso: conecta tu cuenta de GitHub…» y</w:t>
             </w:r>
             <w:r>
               <w:t xml:space="preserve"> </w:t>
@@ -2911,7 +2923,7 @@
               <w:t xml:space="preserve"> </w:t>
             </w:r>
             <w:r>
-              <w:t xml:space="preserve">botón: «Conectar GitHub». La fila «GitHub App» dice «No requerida» y la otra fila se llama «Editor». No aparecen «Autorizar repositorio», «Abrir instalacion» ni el aviso «Entendido»</w:t>
+              <w:t xml:space="preserve">botón: «Conectar GitHub». Las filas del contexto son «ADACEEN», «GitHub OAuth» y «Editor» (ninguna de la GitHub App), y la tuerca no tiene ajustes de la GitHub App. No aparecen Autorizar repositorio, Abrir instalacion, Verificar acceso ni el aviso Entendido</w:t>
             </w:r>
           </w:p>
         </w:tc>
@@ -3204,7 +3216,7 @@
               <w:pStyle w:val="Compact"/>
             </w:pPr>
             <w:r>
-              <w:t xml:space="preserve">Código vencido (unos 15 min; ADACEEN espera hasta 12): «Abrir mi editor» da otro.</w:t>
+              <w:t xml:space="preserve">Código vencido (unos 15 min; ADACEEN espera hasta 12): el botón que nombra el aviso («Preparar mi editor» la primera vez, «Abrir mi editor» después) da otro.</w:t>
             </w:r>
             <w:r>
               <w:t xml:space="preserve"> </w:t>
@@ -3791,40 +3803,99 @@
               <w:t xml:space="preserve"> </w:t>
             </w:r>
             <w:r>
-              <w:t xml:space="preserve">de PC 1 (P1.1 y P1.2 allí)</w:t>
-            </w:r>
-          </w:p>
-        </w:tc>
-        <w:tc>
-          <w:tcPr/>
-          <w:p>
-            <w:pPr>
-              <w:pStyle w:val="Compact"/>
-            </w:pPr>
-            <w:r>
-              <w:t xml:space="preserve">El nuevo navegador queda con sesión. El overlay del primer navegador puede pedir entrar de nuevo, por ejemplo «La sesion ya no es valida. Inicia sesion nuevamente.»: es lo esperado (una sesión de navegador por usuario)</w:t>
-            </w:r>
-          </w:p>
-        </w:tc>
-        <w:tc>
-          <w:tcPr/>
-          <w:p>
-            <w:pPr>
-              <w:pStyle w:val="Compact"/>
-            </w:pPr>
-            <w:r>
-              <w:t xml:space="preserve">Hora</w:t>
-            </w:r>
-          </w:p>
-        </w:tc>
-        <w:tc>
-          <w:tcPr/>
-          <w:p>
-            <w:pPr>
-              <w:pStyle w:val="Compact"/>
-            </w:pPr>
-            <w:r>
-              <w:t xml:space="preserve">—</w:t>
+              <w:t xml:space="preserve">de PC 1 (P1.1 y P1.2 allí), en la página del repositorio de A.</w:t>
+            </w:r>
+            <w:r>
+              <w:t xml:space="preserve"> </w:t>
+            </w:r>
+            <w:r>
+              <w:rPr>
+                <w:b/>
+                <w:bCs/>
+              </w:rPr>
+              <w:t xml:space="preserve">No</w:t>
+            </w:r>
+            <w:r>
+              <w:t xml:space="preserve"> </w:t>
+            </w:r>
+            <w:r>
+              <w:t xml:space="preserve">pulses «Abrir mi editor» en este paso</w:t>
+            </w:r>
+          </w:p>
+        </w:tc>
+        <w:tc>
+          <w:tcPr/>
+          <w:p>
+            <w:pPr>
+              <w:pStyle w:val="Compact"/>
+            </w:pPr>
+            <w:r>
+              <w:t xml:space="preserve">El nuevo navegador queda con sesión</w:t>
+            </w:r>
+            <w:r>
+              <w:t xml:space="preserve"> </w:t>
+            </w:r>
+            <w:r>
+              <w:rPr>
+                <w:b/>
+                <w:bCs/>
+              </w:rPr>
+              <w:t xml:space="preserve">sin</w:t>
+            </w:r>
+            <w:r>
+              <w:t xml:space="preserve"> </w:t>
+            </w:r>
+            <w:r>
+              <w:t xml:space="preserve">«Aceptar y continuar» (la aceptación de P1.2 quedó en el servidor) y, en vez del tour, ofrece «Abrir mi editor» (el editor de E1 ya existe). El overlay del primer navegador puede pedir entrar de nuevo, por ejemplo «La sesion ya no es valida. Inicia sesion nuevamente.»: es lo esperado (una sesión de navegador por usuario)</w:t>
+            </w:r>
+          </w:p>
+        </w:tc>
+        <w:tc>
+          <w:tcPr/>
+          <w:p>
+            <w:pPr>
+              <w:pStyle w:val="Compact"/>
+            </w:pPr>
+            <w:r>
+              <w:t xml:space="preserve">Hora; ¿pidió la privacidad? (no debe)</w:t>
+            </w:r>
+          </w:p>
+        </w:tc>
+        <w:tc>
+          <w:tcPr/>
+          <w:p>
+            <w:pPr>
+              <w:pStyle w:val="Compact"/>
+            </w:pPr>
+            <w:r>
+              <w:t xml:space="preserve">Si pide «Aceptar y continuar» o muestra el tour, el backend desplegado no trae la privacidad en el servidor o</w:t>
+            </w:r>
+            <w:r>
+              <w:t xml:space="preserve"> </w:t>
+            </w:r>
+            <w:r>
+              <w:rPr>
+                <w:rStyle w:val="VerbatimChar"/>
+              </w:rPr>
+              <w:t xml:space="preserve">GET /api/workspaces/status</w:t>
+            </w:r>
+            <w:r>
+              <w:t xml:space="preserve"> </w:t>
+            </w:r>
+            <w:r>
+              <w:t xml:space="preserve">no respondió</w:t>
+            </w:r>
+            <w:r>
+              <w:t xml:space="preserve"> </w:t>
+            </w:r>
+            <w:r>
+              <w:rPr>
+                <w:rStyle w:val="VerbatimChar"/>
+              </w:rPr>
+              <w:t xml:space="preserve">ready</w:t>
+            </w:r>
+            <w:r>
+              <w:t xml:space="preserve">: anotar el commit</w:t>
             </w:r>
           </w:p>
         </w:tc>
@@ -4212,7 +4283,7 @@
               <w:t xml:space="preserve"> </w:t>
             </w:r>
             <w:r>
-              <w:t xml:space="preserve">la advertencia «ADACEEN: tu sesión dejó de valer (por ejemplo, cerraste sesión en el navegador).», que pide volver a pulsar «Abrir mi editor», con el botón «Conectar». La barra pasa a «ADACEEN: sin conectar»</w:t>
+              <w:t xml:space="preserve">la advertencia «ADACEEN: tu sesión dejó de valer (por ejemplo, cerraste sesión en el navegador).», que pide pulsar «Conectar» o volver a pulsar «Abrir mi editor» en el navegador, con el botón «Conectar». La barra pasa a «ADACEEN: sin conectar»</w:t>
             </w:r>
           </w:p>
         </w:tc>
@@ -4270,7 +4341,7 @@
               <w:t xml:space="preserve">vscode.dev</w:t>
             </w:r>
             <w:r>
-              <w:t xml:space="preserve">. Entrar otra vez con E1 en el overlay del Chrome de PC 1 (en el repositorio de A) y pulsar «Abrir mi editor» (tarjeta «Tu editor»). Operador, ventana 1, cuando la barra vuelve a «ADACEEN:</w:t>
+              <w:t xml:space="preserve">. En el Chrome de PC 1 (en el repositorio de A) pulsar el icono: como su sesión quedó sin valor en P2.1, el overlay abre el login con «La sesion ya no es valida. Inicia sesion nuevamente.». Entrar con E1 y pulsar «Abrir mi editor» (tarjeta «Tu editor»). Operador, ventana 1, cuando la barra vuelve a «ADACEEN:</w:t>
             </w:r>
             <w:r>
               <w:t xml:space="preserve"> </w:t>
@@ -5163,7 +5234,22 @@
               <w:pStyle w:val="Compact"/>
             </w:pPr>
             <w:r>
-              <w:t xml:space="preserve">D entra en el overlay, «Configuración» → «Piloto con y sin tutor» → «Asignar grupos A y B» (ver "Cuidado con el docente D")</w:t>
+              <w:t xml:space="preserve">D entra en el overlay (en</w:t>
+            </w:r>
+            <w:r>
+              <w:t xml:space="preserve"> </w:t>
+            </w:r>
+            <w:r>
+              <w:rPr>
+                <w:rStyle w:val="VerbatimChar"/>
+              </w:rPr>
+              <w:t xml:space="preserve">github.com</w:t>
+            </w:r>
+            <w:r>
+              <w:t xml:space="preserve"> </w:t>
+            </w:r>
+            <w:r>
+              <w:t xml:space="preserve">ve «Panel docente», no el tour del estudiante), «Configuración» → «Piloto con y sin tutor» → «Asignar grupos A y B» (opcional desde la 0.7.12: sin este paso, P5.2 los asigna; ver "Cuidado con el docente D")</w:t>
             </w:r>
           </w:p>
         </w:tc>
@@ -5249,7 +5335,19 @@
               <w:pStyle w:val="Compact"/>
             </w:pPr>
             <w:r>
-              <w:t xml:space="preserve">Estado: «En curso: bloque 1 (A con tutor, B sin tutor).». El del grupo B ve «En este bloque del piloto trabajas sin el tutor. Sigue con tu ejercicio como lo harias en clase; el tutor vuelve en el siguiente bloque.» sin llamar al modelo. El del grupo A recibe su sugerencia. Monitor:</w:t>
+              <w:t xml:space="preserve">Estado: «En curso: bloque 1 (A con tutor, B sin tutor).» (si se saltó P5.1, agrega «Grupos A y B asignados automaticamente al iniciar el bloque (</w:t>
+            </w:r>
+            <w:r>
+              <w:t xml:space="preserve"> </w:t>
+            </w:r>
+            <w:r>
+              <w:t xml:space="preserve">estudiantes; semilla:</w:t>
+            </w:r>
+            <w:r>
+              <w:t xml:space="preserve"> </w:t>
+            </w:r>
+            <w:r>
+              <w:t xml:space="preserve">).»: anota la semilla). El del grupo B ve «En este bloque del piloto trabajas sin el tutor. Sigue con tu ejercicio como lo harias en clase; el tutor vuelve en el siguiente bloque.» sin llamar al modelo. El del grupo A recibe su sugerencia. Monitor:</w:t>
             </w:r>
             <w:r>
               <w:t xml:space="preserve"> </w:t>
